--- a/docs/Ccentrik_Employee_Management_System_Business_Document.docx
+++ b/docs/Ccentrik_Employee_Management_System_Business_Document.docx
@@ -67,17 +67,7 @@
           <w:sz w:val="20"/>
           <w:szCs w:val="20"/>
         </w:rPr>
-        <w:t>A complete overview of featur</w:t>
-      </w:r>
-      <w:bookmarkStart w:id="0" w:name="_GoBack"/>
-      <w:bookmarkEnd w:id="0"/>
-      <w:r>
-        <w:rPr>
-          <w:color w:val="64748B"/>
-          <w:sz w:val="20"/>
-          <w:szCs w:val="20"/>
-        </w:rPr>
-        <w:t>es, validations and workflows implemented in the platform</w:t>
+        <w:t>A complete overview of features, validations and workflows implemented in the platform</w:t>
       </w:r>
     </w:p>
     <w:tbl>
@@ -491,6 +481,8 @@
       <w:r>
         <w:br w:type="page"/>
       </w:r>
+      <w:bookmarkStart w:id="0" w:name="_GoBack"/>
+      <w:bookmarkEnd w:id="0"/>
     </w:p>
     <w:p>
       <w:pPr>
@@ -516,7 +508,6 @@
         <w:alias w:val="Contents"/>
         <w:id w:val="-707643042"/>
       </w:sdtPr>
-      <w:sdtEndPr/>
       <w:sdtContent>
         <w:p>
           <w:pPr>
@@ -3492,13 +3483,7 @@
         <w:rPr>
           <w:color w:val="202020"/>
         </w:rPr>
-        <w:t xml:space="preserve"> to executive decision-making. It unifies timesheets, leave, tasks, performance rati</w:t>
-      </w:r>
-      <w:r>
-        <w:rPr>
-          <w:color w:val="202020"/>
-        </w:rPr>
-        <w:t>ngs, approvals and real-time analytics into a single SAP CAP + SAPUI5 application.</w:t>
+        <w:t xml:space="preserve"> to executive decision-making. It unifies timesheets, leave, tasks, performance ratings, approvals and real-time analytics into a single SAP CAP + SAPUI5 application.</w:t>
       </w:r>
     </w:p>
     <w:p>
@@ -3541,13 +3526,7 @@
         <w:rPr>
           <w:color w:val="202020"/>
         </w:rPr>
-        <w:t>Ma</w:t>
-      </w:r>
-      <w:r>
-        <w:rPr>
-          <w:color w:val="202020"/>
-        </w:rPr>
-        <w:t>nagers — team oversight: task assignment, approvals, attendance and performance ratings</w:t>
+        <w:t>Managers — team oversight: task assignment, approvals, attendance and performance ratings</w:t>
       </w:r>
     </w:p>
     <w:p>
@@ -3618,13 +3597,7 @@
         <w:rPr>
           <w:color w:val="202020"/>
         </w:rPr>
-        <w:t>Every operational action — a submitted timesheet, an approved leave, a completed task, a new rating — updates organizational analytics in real time, giving leadershi</w:t>
-      </w:r>
-      <w:r>
-        <w:rPr>
-          <w:color w:val="202020"/>
-        </w:rPr>
-        <w:t>p an always-current view of organizational health.</w:t>
+        <w:t>Every operational action — a submitted timesheet, an approved leave, a completed task, a new rating — updates organizational analytics in real time, giving leadership an always-current view of organizational health.</w:t>
       </w:r>
     </w:p>
     <w:p>
@@ -3658,13 +3631,7 @@
         <w:rPr>
           <w:color w:val="202020"/>
         </w:rPr>
-        <w:t>The solution follows a clean, layered architecture that cleanly separates presentation, business logic and persistence, ensuring scalability and cloud readiness on SAP Busines</w:t>
-      </w:r>
-      <w:r>
-        <w:rPr>
-          <w:color w:val="202020"/>
-        </w:rPr>
-        <w:t>s Technology Platform.</w:t>
+        <w:t>The solution follows a clean, layered architecture that cleanly separates presentation, business logic and persistence, ensuring scalability and cloud readiness on SAP Business Technology Platform.</w:t>
       </w:r>
     </w:p>
     <w:tbl>
@@ -5562,17 +5529,7 @@
                 <w:sz w:val="20"/>
                 <w:szCs w:val="20"/>
               </w:rPr>
-              <w:t>Primary Responsibi</w:t>
-            </w:r>
-            <w:r>
-              <w:rPr>
-                <w:b/>
-                <w:bCs/>
-                <w:color w:val="FFFFFF"/>
-                <w:sz w:val="20"/>
-                <w:szCs w:val="20"/>
-              </w:rPr>
-              <w:t>lity</w:t>
+              <w:t>Primary Responsibility</w:t>
             </w:r>
           </w:p>
         </w:tc>
@@ -5886,15 +5843,7 @@
                 <w:sz w:val="20"/>
                 <w:szCs w:val="20"/>
               </w:rPr>
-              <w:t>Organization / department / employee executive analytics, founder appro</w:t>
-            </w:r>
-            <w:r>
-              <w:rPr>
-                <w:color w:val="202020"/>
-                <w:sz w:val="20"/>
-                <w:szCs w:val="20"/>
-              </w:rPr>
-              <w:t>vals (timesheets, leave, fill requests), assign tasks, submit ratings</w:t>
+              <w:t>Organization / department / employee executive analytics, founder approvals (timesheets, leave, fill requests), assign tasks, submit ratings</w:t>
             </w:r>
           </w:p>
         </w:tc>
@@ -5975,19 +5924,7 @@
           <w:color w:val="202020"/>
         </w:rPr>
         <w:lastRenderedPageBreak/>
-        <w:t xml:space="preserve">Access is granted only when both match. This prevents </w:t>
-      </w:r>
-      <w:r>
-        <w:rPr>
-          <w:color w:val="202020"/>
-        </w:rPr>
-        <w:t>"privilege escalation": even if an extra role collection is accidentally or maliciously assigned in the identity provider, the user still cannot act in that role unless the Employee Master agrees. Every employee record carries an explicit role (Employee, M</w:t>
-      </w:r>
-      <w:r>
-        <w:rPr>
-          <w:color w:val="202020"/>
-        </w:rPr>
-        <w:t>anager, HR or Founder).</w:t>
+        <w:t>Access is granted only when both match. This prevents "privilege escalation": even if an extra role collection is accidentally or maliciously assigned in the identity provider, the user still cannot act in that role unless the Employee Master agrees. Every employee record carries an explicit role (Employee, Manager, HR or Founder).</w:t>
       </w:r>
     </w:p>
     <w:p>
@@ -6724,13 +6661,7 @@
         <w:rPr>
           <w:color w:val="202020"/>
         </w:rPr>
-        <w:t xml:space="preserve">The system persists all data through CDS entities (no duplicate or analytics-only tables). The principal </w:t>
-      </w:r>
-      <w:r>
-        <w:rPr>
-          <w:color w:val="202020"/>
-        </w:rPr>
-        <w:t>entities are:</w:t>
+        <w:t>The system persists all data through CDS entities (no duplicate or analytics-only tables). The principal entities are:</w:t>
       </w:r>
     </w:p>
     <w:tbl>
@@ -7765,13 +7696,7 @@
         <w:rPr>
           <w:color w:val="202020"/>
         </w:rPr>
-        <w:t>Login gate — a user can sign in only when their email exists in Employee Master, the account is Active, and the role matche</w:t>
-      </w:r>
-      <w:r>
-        <w:rPr>
-          <w:color w:val="202020"/>
-        </w:rPr>
-        <w:t>s; otherwise they are signed out with a clear message</w:t>
+        <w:t>Login gate — a user can sign in only when their email exists in Employee Master, the account is Active, and the role matches; otherwise they are signed out with a clear message</w:t>
       </w:r>
     </w:p>
     <w:p>
@@ -7833,13 +7758,7 @@
         <w:rPr>
           <w:color w:val="202020"/>
         </w:rPr>
-        <w:t>Profile popover with personal details and profile-picture up</w:t>
-      </w:r>
-      <w:r>
-        <w:rPr>
-          <w:color w:val="202020"/>
-        </w:rPr>
-        <w:t>load</w:t>
+        <w:t>Profile popover with personal details and profile-picture upload</w:t>
       </w:r>
     </w:p>
     <w:p>
@@ -7937,13 +7856,7 @@
         <w:rPr>
           <w:color w:val="202020"/>
         </w:rPr>
-        <w:t xml:space="preserve">Upload &amp; retrieve employee </w:t>
-      </w:r>
-      <w:r>
-        <w:rPr>
-          <w:color w:val="202020"/>
-        </w:rPr>
-        <w:t>documents; publish the company newsletter</w:t>
+        <w:t>Upload &amp; retrieve employee documents; publish the company newsletter</w:t>
       </w:r>
     </w:p>
     <w:p>
@@ -8025,13 +7938,7 @@
         <w:rPr>
           <w:color w:val="202020"/>
         </w:rPr>
-        <w:t>Save draft entr</w:t>
-      </w:r>
-      <w:r>
-        <w:rPr>
-          <w:color w:val="202020"/>
-        </w:rPr>
-        <w:t>ies and submit the week for approval</w:t>
+        <w:t>Save draft entries and submit the week for approval</w:t>
       </w:r>
     </w:p>
     <w:p>
@@ -8095,13 +8002,7 @@
         <w:rPr>
           <w:color w:val="202020"/>
         </w:rPr>
-        <w:t>"Enter Work Duration" HH:</w:t>
-      </w:r>
-      <w:r>
-        <w:rPr>
-          <w:color w:val="202020"/>
-        </w:rPr>
-        <w:t>MM picker for accurate hour capture</w:t>
+        <w:t>"Enter Work Duration" HH:MM picker for accurate hour capture</w:t>
       </w:r>
     </w:p>
     <w:p>
@@ -8279,13 +8180,7 @@
         <w:rPr>
           <w:color w:val="202020"/>
         </w:rPr>
-        <w:t>Review workflow — submit review or rep</w:t>
-      </w:r>
-      <w:r>
-        <w:rPr>
-          <w:color w:val="202020"/>
-        </w:rPr>
-        <w:t>ort an issue</w:t>
+        <w:t>Review workflow — submit review or report an issue</w:t>
       </w:r>
     </w:p>
     <w:p>
@@ -8391,13 +8286,7 @@
         <w:rPr>
           <w:color w:val="202020"/>
         </w:rPr>
-        <w:t>Task Description, Task Status and Team Task Status</w:t>
-      </w:r>
-      <w:r>
-        <w:rPr>
-          <w:color w:val="202020"/>
-        </w:rPr>
-        <w:t xml:space="preserve"> screens</w:t>
+        <w:t>Task Description, Task Status and Team Task Status screens</w:t>
       </w:r>
     </w:p>
     <w:p>
@@ -8479,13 +8368,7 @@
         <w:rPr>
           <w:color w:val="202020"/>
         </w:rPr>
-        <w:t>Monthly rating history and perfo</w:t>
-      </w:r>
-      <w:r>
-        <w:rPr>
-          <w:color w:val="202020"/>
-        </w:rPr>
-        <w:t>rmance trend</w:t>
+        <w:t>Monthly rating history and performance trend</w:t>
       </w:r>
     </w:p>
     <w:p>
@@ -8599,13 +8482,7 @@
         <w:rPr>
           <w:color w:val="202020"/>
         </w:rPr>
-        <w:t>Task review</w:t>
-      </w:r>
-      <w:r>
-        <w:rPr>
-          <w:color w:val="202020"/>
-        </w:rPr>
-        <w:t xml:space="preserve"> approvals</w:t>
+        <w:t>Task review approvals</w:t>
       </w:r>
     </w:p>
     <w:p>
@@ -8777,13 +8654,7 @@
         <w:rPr>
           <w:color w:val="202020"/>
         </w:rPr>
-        <w:t>Employee Das</w:t>
-      </w:r>
-      <w:r>
-        <w:rPr>
-          <w:color w:val="202020"/>
-        </w:rPr>
-        <w:t>hboard — tasks, leave balance, timesheet summary, ratings, work anniversary, attendance, daily hours, week completion and a "Thought for the Day"</w:t>
+        <w:t>Employee Dashboard — tasks, leave balance, timesheet summary, ratings, work anniversary, attendance, daily hours, week completion and a "Thought for the Day"</w:t>
       </w:r>
     </w:p>
     <w:p>
@@ -8815,13 +8686,7 @@
         <w:rPr>
           <w:color w:val="202020"/>
         </w:rPr>
-        <w:t>HR Dashboard — em</w:t>
-      </w:r>
-      <w:r>
-        <w:rPr>
-          <w:color w:val="202020"/>
-        </w:rPr>
-        <w:t>ployee statistics and workforce overview</w:t>
+        <w:t>HR Dashboard — employee statistics and workforce overview</w:t>
       </w:r>
     </w:p>
     <w:p>
@@ -8921,17 +8786,7 @@
           <w:sz w:val="24"/>
           <w:szCs w:val="24"/>
         </w:rPr>
-        <w:t>5.11 Founder Executi</w:t>
-      </w:r>
-      <w:r>
-        <w:rPr>
-          <w:b/>
-          <w:bCs/>
-          <w:color w:val="2563EB"/>
-          <w:sz w:val="24"/>
-          <w:szCs w:val="24"/>
-        </w:rPr>
-        <w:t xml:space="preserve">ve Command </w:t>
+        <w:t xml:space="preserve">5.11 Founder Executive Command </w:t>
       </w:r>
       <w:proofErr w:type="spellStart"/>
       <w:r>
@@ -9044,13 +8899,7 @@
         <w:rPr>
           <w:color w:val="202020"/>
         </w:rPr>
-        <w:t xml:space="preserve"> (overdue</w:t>
-      </w:r>
-      <w:r>
-        <w:rPr>
-          <w:color w:val="202020"/>
-        </w:rPr>
-        <w:t xml:space="preserve"> tasks, missing timesheets, low-performing departments, excessive leave, inactive employees)</w:t>
+        <w:t xml:space="preserve"> (overdue tasks, missing timesheets, low-performing departments, excessive leave, inactive employees)</w:t>
       </w:r>
     </w:p>
     <w:p>
@@ -9082,13 +8931,7 @@
         <w:rPr>
           <w:color w:val="202020"/>
         </w:rPr>
-        <w:t>Founder Ap</w:t>
-      </w:r>
-      <w:r>
-        <w:rPr>
-          <w:color w:val="202020"/>
-        </w:rPr>
-        <w:t>provals, Tasks and Ratings modules operating on the same backend records</w:t>
+        <w:t>Founder Approvals, Tasks and Ratings modules operating on the same backend records</w:t>
       </w:r>
     </w:p>
     <w:p>
@@ -9264,15 +9107,7 @@
                 <w:sz w:val="20"/>
                 <w:szCs w:val="20"/>
               </w:rPr>
-              <w:t xml:space="preserve">Two-factor </w:t>
-            </w:r>
-            <w:r>
-              <w:rPr>
-                <w:color w:val="202020"/>
-                <w:sz w:val="20"/>
-                <w:szCs w:val="20"/>
-              </w:rPr>
-              <w:t>role match</w:t>
+              <w:t>Two-factor role match</w:t>
             </w:r>
           </w:p>
         </w:tc>
@@ -12101,13 +11936,7 @@
         <w:rPr>
           <w:color w:val="202020"/>
         </w:rPr>
-        <w:t>Navigation and the d</w:t>
-      </w:r>
-      <w:r>
-        <w:rPr>
-          <w:color w:val="202020"/>
-        </w:rPr>
-        <w:t xml:space="preserve">ashboard render for that role; a Founder is redirected to the Executive Command </w:t>
+        <w:t xml:space="preserve">Navigation and the dashboard render for that role; a Founder is redirected to the Executive Command </w:t>
       </w:r>
       <w:proofErr w:type="spellStart"/>
       <w:r>
@@ -12190,13 +12019,7 @@
         <w:rPr>
           <w:color w:val="202020"/>
         </w:rPr>
-        <w:t>Entries are added per day and task — including custom "O</w:t>
-      </w:r>
-      <w:r>
-        <w:rPr>
-          <w:color w:val="202020"/>
-        </w:rPr>
-        <w:t>thers" tasks — and saved (</w:t>
+        <w:t>Entries are added per day and task — including custom "Others" tasks — and saved (</w:t>
       </w:r>
       <w:proofErr w:type="spellStart"/>
       <w:r>
@@ -12263,13 +12086,7 @@
         <w:rPr>
           <w:color w:val="202020"/>
         </w:rPr>
-        <w:t>approveTime</w:t>
-      </w:r>
-      <w:r>
-        <w:rPr>
-          <w:color w:val="202020"/>
-        </w:rPr>
-        <w:t>sheet</w:t>
+        <w:t>approveTimesheet</w:t>
       </w:r>
       <w:proofErr w:type="spellEnd"/>
       <w:r>
@@ -12359,13 +12176,7 @@
         <w:rPr>
           <w:color w:val="202020"/>
         </w:rPr>
-        <w:t xml:space="preserve">); the request routes </w:t>
-      </w:r>
-      <w:r>
-        <w:rPr>
-          <w:color w:val="202020"/>
-        </w:rPr>
-        <w:t>to their manager.</w:t>
+        <w:t>); the request routes to their manager.</w:t>
       </w:r>
     </w:p>
     <w:p>
@@ -12413,13 +12224,7 @@
         <w:rPr>
           <w:color w:val="202020"/>
         </w:rPr>
-        <w:t>The employee is notified and can complete t</w:t>
-      </w:r>
-      <w:r>
-        <w:rPr>
-          <w:color w:val="202020"/>
-        </w:rPr>
-        <w:t>he previous-week timesheet.</w:t>
+        <w:t>The employee is notified and can complete the previous-week timesheet.</w:t>
       </w:r>
     </w:p>
     <w:p>
@@ -12495,13 +12300,7 @@
         <w:rPr>
           <w:color w:val="202020"/>
         </w:rPr>
-        <w:t>approveDayUn</w:t>
-      </w:r>
-      <w:r>
-        <w:rPr>
-          <w:color w:val="202020"/>
-        </w:rPr>
-        <w:t>lock</w:t>
+        <w:t>approveDayUnlock</w:t>
       </w:r>
       <w:proofErr w:type="spellEnd"/>
       <w:r>
@@ -12639,13 +12438,7 @@
         <w:rPr>
           <w:color w:val="202020"/>
         </w:rPr>
-        <w:t>The employee is notified of the outcome and balances/analytics upd</w:t>
-      </w:r>
-      <w:r>
-        <w:rPr>
-          <w:color w:val="202020"/>
-        </w:rPr>
-        <w:t>ate.</w:t>
+        <w:t>The employee is notified of the outcome and balances/analytics update.</w:t>
       </w:r>
     </w:p>
     <w:p>
@@ -12728,13 +12521,7 @@
         <w:rPr>
           <w:color w:val="202020"/>
         </w:rPr>
-        <w:t>) and post updates with attachments</w:t>
-      </w:r>
-      <w:r>
-        <w:rPr>
-          <w:color w:val="202020"/>
-        </w:rPr>
-        <w:t xml:space="preserve"> (</w:t>
+        <w:t>) and post updates with attachments (</w:t>
       </w:r>
       <w:proofErr w:type="spellStart"/>
       <w:r>
@@ -12836,13 +12623,7 @@
         <w:rPr>
           <w:color w:val="202020"/>
         </w:rPr>
-        <w:t>A completed task is locked: its status cannot change and further updates are bloc</w:t>
-      </w:r>
-      <w:r>
-        <w:rPr>
-          <w:color w:val="202020"/>
-        </w:rPr>
-        <w:t>ked.</w:t>
+        <w:t>A completed task is locked: its status cannot change and further updates are blocked.</w:t>
       </w:r>
     </w:p>
     <w:p>
@@ -12927,13 +12708,7 @@
         <w:rPr>
           <w:color w:val="202020"/>
         </w:rPr>
-        <w:t>Rating history and department/</w:t>
-      </w:r>
-      <w:r>
-        <w:rPr>
-          <w:color w:val="202020"/>
-        </w:rPr>
-        <w:t>organization trends update accordingly.</w:t>
+        <w:t>Rating history and department/organization trends update accordingly.</w:t>
       </w:r>
     </w:p>
     <w:p>
@@ -13054,13 +12829,7 @@
         <w:rPr>
           <w:color w:val="202020"/>
         </w:rPr>
-        <w:t>HR activates or de</w:t>
-      </w:r>
-      <w:r>
-        <w:rPr>
-          <w:color w:val="202020"/>
-        </w:rPr>
-        <w:t>activates the account (</w:t>
+        <w:t>HR activates or deactivates the account (</w:t>
       </w:r>
       <w:proofErr w:type="spellStart"/>
       <w:r>
@@ -13155,13 +12924,7 @@
         <w:rPr>
           <w:color w:val="202020"/>
         </w:rPr>
-        <w:t>The Founder reviews organization</w:t>
-      </w:r>
-      <w:r>
-        <w:rPr>
-          <w:color w:val="202020"/>
-        </w:rPr>
-        <w:t xml:space="preserve">, department and individual-employee analytics in the Executive Command </w:t>
+        <w:t xml:space="preserve">The Founder reviews organization, department and individual-employee analytics in the Executive Command </w:t>
       </w:r>
       <w:proofErr w:type="spellStart"/>
       <w:r>
@@ -13221,13 +12984,7 @@
         <w:rPr>
           <w:color w:val="202020"/>
         </w:rPr>
-        <w:t>The Founder can assign tasks a</w:t>
-      </w:r>
-      <w:r>
-        <w:rPr>
-          <w:color w:val="202020"/>
-        </w:rPr>
-        <w:t>nd submit ratings organization-wide.</w:t>
+        <w:t>The Founder can assign tasks and submit ratings organization-wide.</w:t>
       </w:r>
     </w:p>
     <w:p>
@@ -13326,13 +13083,7 @@
         <w:rPr>
           <w:color w:val="202020"/>
         </w:rPr>
-        <w:t>The Compa</w:t>
-      </w:r>
-      <w:r>
-        <w:rPr>
-          <w:color w:val="202020"/>
-        </w:rPr>
-        <w:t>ny Health Score blends five signals into a single 0–100 number. The graph below shows how much each one contributes:</w:t>
+        <w:t>The Company Health Score blends five signals into a single 0–100 number. The graph below shows how much each one contributes:</w:t>
       </w:r>
     </w:p>
     <w:tbl>
@@ -14382,13 +14133,7 @@
         <w:rPr>
           <w:color w:val="202020"/>
         </w:rPr>
-        <w:t>Risk Level — Low / Medium / High from declining ratings, overdue tasks, missing timesheets, low productivity and e</w:t>
-      </w:r>
-      <w:r>
-        <w:rPr>
-          <w:color w:val="202020"/>
-        </w:rPr>
-        <w:t>xcessive leave</w:t>
+        <w:t>Risk Level — Low / Medium / High from declining ratings, overdue tasks, missing timesheets, low productivity and excessive leave</w:t>
       </w:r>
     </w:p>
     <w:p>
@@ -14438,13 +14183,7 @@
         <w:rPr>
           <w:color w:val="202020"/>
         </w:rPr>
-        <w:t>The Founder dashboards stay current automatically. When any of the following business events occurs, a lig</w:t>
-      </w:r>
-      <w:r>
-        <w:rPr>
-          <w:color w:val="202020"/>
-        </w:rPr>
-        <w:t>htweight Server-Sent Events signal triggers a refresh of dashboards, charts, KPIs and insights — without a manual reload:</w:t>
+        <w:t>The Founder dashboards stay current automatically. When any of the following business events occurs, a lightweight Server-Sent Events signal triggers a refresh of dashboards, charts, KPIs and insights — without a manual reload:</w:t>
       </w:r>
     </w:p>
     <w:p>
@@ -14525,13 +14264,7 @@
         <w:rPr>
           <w:color w:val="202020"/>
         </w:rPr>
-        <w:t>Tim</w:t>
-      </w:r>
-      <w:r>
-        <w:rPr>
-          <w:color w:val="202020"/>
-        </w:rPr>
-        <w:t>esheet submitted or approved</w:t>
+        <w:t>Timesheet submitted or approved</w:t>
       </w:r>
     </w:p>
     <w:p>
@@ -15128,13 +14861,7 @@
         <w:rPr>
           <w:color w:val="202020"/>
         </w:rPr>
-        <w:t>Advanced, configurab</w:t>
-      </w:r>
-      <w:r>
-        <w:rPr>
-          <w:color w:val="202020"/>
-        </w:rPr>
-        <w:t>le reporting and export</w:t>
+        <w:t>Advanced, configurable reporting and export</w:t>
       </w:r>
     </w:p>
     <w:p>
@@ -15196,13 +14923,7 @@
         <w:rPr>
           <w:color w:val="202020"/>
         </w:rPr>
-        <w:t>, timesheets, leave, tasks, performance and approvals — within a single governed enviro</w:t>
-      </w:r>
-      <w:r>
-        <w:rPr>
-          <w:color w:val="202020"/>
-        </w:rPr>
-        <w:t>nment. Its layered SAP CAP and SAPUI5 architecture, scope-based security and server-side validation guarantee integrity and scalability.</w:t>
+        <w:t>, timesheets, leave, tasks, performance and approvals — within a single governed environment. Its layered SAP CAP and SAPUI5 architecture, scope-based security and server-side validation guarantee integrity and scalability.</w:t>
       </w:r>
     </w:p>
     <w:p>
@@ -15227,13 +14948,7 @@
         <w:rPr>
           <w:color w:val="202020"/>
         </w:rPr>
-        <w:t xml:space="preserve"> converts everyday operational activity into strategic intelligence</w:t>
-      </w:r>
-      <w:r>
-        <w:rPr>
-          <w:color w:val="202020"/>
-        </w:rPr>
-        <w:t>: real-time company health, productivity and risk indicators, department rankings, and employee-level executive analytics with benchmark comparisons — all updating automatically as the organization works.</w:t>
+        <w:t xml:space="preserve"> converts everyday operational activity into strategic intelligence: real-time company health, productivity and risk indicators, department rankings, and employee-level executive analytics with benchmark comparisons — all updating automatically as the organization works.</w:t>
       </w:r>
     </w:p>
     <w:sectPr>
@@ -15273,116 +14988,7 @@
       <w:pBdr>
         <w:top w:val="single" w:sz="4" w:space="4" w:color="C7D2E5"/>
       </w:pBdr>
-      <w:jc w:val="center"/>
     </w:pPr>
-    <w:proofErr w:type="spellStart"/>
-    <w:r>
-      <w:rPr>
-        <w:color w:val="64748B"/>
-        <w:sz w:val="16"/>
-        <w:szCs w:val="16"/>
-      </w:rPr>
-      <w:t>Ccentrik</w:t>
-    </w:r>
-    <w:proofErr w:type="spellEnd"/>
-    <w:r>
-      <w:rPr>
-        <w:color w:val="64748B"/>
-        <w:sz w:val="16"/>
-        <w:szCs w:val="16"/>
-      </w:rPr>
-      <w:t xml:space="preserve"> — Internal &amp; Confidential     |     Page </w:t>
-    </w:r>
-    <w:r>
-      <w:rPr>
-        <w:color w:val="64748B"/>
-        <w:sz w:val="16"/>
-        <w:szCs w:val="16"/>
-      </w:rPr>
-      <w:fldChar w:fldCharType="begin"/>
-    </w:r>
-    <w:r>
-      <w:rPr>
-        <w:color w:val="64748B"/>
-        <w:sz w:val="16"/>
-        <w:szCs w:val="16"/>
-      </w:rPr>
-      <w:instrText>PAGE</w:instrText>
-    </w:r>
-    <w:r>
-      <w:rPr>
-        <w:color w:val="64748B"/>
-        <w:sz w:val="16"/>
-        <w:szCs w:val="16"/>
-      </w:rPr>
-      <w:fldChar w:fldCharType="separate"/>
-    </w:r>
-    <w:r>
-      <w:rPr>
-        <w:noProof/>
-        <w:color w:val="64748B"/>
-        <w:sz w:val="16"/>
-        <w:szCs w:val="16"/>
-      </w:rPr>
-      <w:t>2</w:t>
-    </w:r>
-    <w:r>
-      <w:rPr>
-        <w:color w:val="64748B"/>
-        <w:sz w:val="16"/>
-        <w:szCs w:val="16"/>
-      </w:rPr>
-      <w:fldChar w:fldCharType="end"/>
-    </w:r>
-    <w:r>
-      <w:rPr>
-        <w:color w:val="64748B"/>
-        <w:sz w:val="16"/>
-        <w:szCs w:val="16"/>
-      </w:rPr>
-      <w:t xml:space="preserve"> of </w:t>
-    </w:r>
-    <w:r>
-      <w:rPr>
-        <w:color w:val="64748B"/>
-        <w:sz w:val="16"/>
-        <w:szCs w:val="16"/>
-      </w:rPr>
-      <w:fldChar w:fldCharType="begin"/>
-    </w:r>
-    <w:r>
-      <w:rPr>
-        <w:color w:val="64748B"/>
-        <w:sz w:val="16"/>
-        <w:szCs w:val="16"/>
-      </w:rPr>
-      <w:instrText>NUMPAGES</w:instrText>
-    </w:r>
-    <w:r>
-      <w:rPr>
-        <w:color w:val="64748B"/>
-        <w:sz w:val="16"/>
-        <w:szCs w:val="16"/>
-      </w:rPr>
-      <w:fldChar w:fldCharType="separate"/>
-    </w:r>
-    <w:r>
-      <w:rPr>
-        <w:noProof/>
-        <w:color w:val="64748B"/>
-        <w:sz w:val="16"/>
-        <w:szCs w:val="16"/>
-      </w:rPr>
-      <w:t>14</w:t>
-    </w:r>
-    <w:r>
-      <w:rPr>
-        <w:color w:val="64748B"/>
-        <w:sz w:val="16"/>
-        <w:szCs w:val="16"/>
-      </w:rPr>
-      <w:fldChar w:fldCharType="end"/>
-    </w:r>
   </w:p>
 </w:ftr>
 </file>

--- a/docs/Ccentrik_Employee_Management_System_Business_Document.docx
+++ b/docs/Ccentrik_Employee_Management_System_Business_Document.docx
@@ -92,12 +92,6 @@
         <w:gridCol w:w="6647"/>
       </w:tblGrid>
       <w:tr>
-        <w:tblPrEx>
-          <w:tblCellMar>
-            <w:top w:w="0" w:type="dxa"/>
-            <w:bottom w:w="0" w:type="dxa"/>
-          </w:tblCellMar>
-        </w:tblPrEx>
         <w:trPr>
           <w:tblHeader/>
         </w:trPr>
@@ -151,12 +145,6 @@
         </w:tc>
       </w:tr>
       <w:tr>
-        <w:tblPrEx>
-          <w:tblCellMar>
-            <w:top w:w="0" w:type="dxa"/>
-            <w:bottom w:w="0" w:type="dxa"/>
-          </w:tblCellMar>
-        </w:tblPrEx>
         <w:tc>
           <w:tcPr>
             <w:tcW w:w="1500" w:type="pct"/>
@@ -223,12 +211,6 @@
         </w:tc>
       </w:tr>
       <w:tr>
-        <w:tblPrEx>
-          <w:tblCellMar>
-            <w:top w:w="0" w:type="dxa"/>
-            <w:bottom w:w="0" w:type="dxa"/>
-          </w:tblCellMar>
-        </w:tblPrEx>
         <w:tc>
           <w:tcPr>
             <w:tcW w:w="1500" w:type="pct"/>
@@ -273,12 +255,6 @@
         </w:tc>
       </w:tr>
       <w:tr>
-        <w:tblPrEx>
-          <w:tblCellMar>
-            <w:top w:w="0" w:type="dxa"/>
-            <w:bottom w:w="0" w:type="dxa"/>
-          </w:tblCellMar>
-        </w:tblPrEx>
         <w:tc>
           <w:tcPr>
             <w:tcW w:w="1500" w:type="pct"/>
@@ -325,12 +301,6 @@
         </w:tc>
       </w:tr>
       <w:tr>
-        <w:tblPrEx>
-          <w:tblCellMar>
-            <w:top w:w="0" w:type="dxa"/>
-            <w:bottom w:w="0" w:type="dxa"/>
-          </w:tblCellMar>
-        </w:tblPrEx>
         <w:tc>
           <w:tcPr>
             <w:tcW w:w="1500" w:type="pct"/>
@@ -375,12 +345,6 @@
         </w:tc>
       </w:tr>
       <w:tr>
-        <w:tblPrEx>
-          <w:tblCellMar>
-            <w:top w:w="0" w:type="dxa"/>
-            <w:bottom w:w="0" w:type="dxa"/>
-          </w:tblCellMar>
-        </w:tblPrEx>
         <w:tc>
           <w:tcPr>
             <w:tcW w:w="1500" w:type="pct"/>
@@ -427,12 +391,6 @@
         </w:tc>
       </w:tr>
       <w:tr>
-        <w:tblPrEx>
-          <w:tblCellMar>
-            <w:top w:w="0" w:type="dxa"/>
-            <w:bottom w:w="0" w:type="dxa"/>
-          </w:tblCellMar>
-        </w:tblPrEx>
         <w:tc>
           <w:tcPr>
             <w:tcW w:w="1500" w:type="pct"/>
@@ -481,15 +439,13 @@
       <w:r>
         <w:br w:type="page"/>
       </w:r>
-      <w:bookmarkStart w:id="0" w:name="_GoBack"/>
-      <w:bookmarkEnd w:id="0"/>
     </w:p>
     <w:p>
       <w:pPr>
         <w:pStyle w:val="Heading1"/>
         <w:spacing w:before="320" w:after="140"/>
       </w:pPr>
-      <w:bookmarkStart w:id="1" w:name="_Toc231994914"/>
+      <w:bookmarkStart w:id="0" w:name="_Toc231994914"/>
       <w:r>
         <w:rPr>
           <w:b/>
@@ -501,13 +457,14 @@
         <w:lastRenderedPageBreak/>
         <w:t>Table of Contents</w:t>
       </w:r>
-      <w:bookmarkEnd w:id="1"/>
+      <w:bookmarkEnd w:id="0"/>
     </w:p>
     <w:sdt>
       <w:sdtPr>
         <w:alias w:val="Contents"/>
         <w:id w:val="-707643042"/>
       </w:sdtPr>
+      <w:sdtEndPr/>
       <w:sdtContent>
         <w:p>
           <w:pPr>
@@ -3433,7 +3390,7 @@
         <w:pStyle w:val="Heading1"/>
         <w:spacing w:before="320" w:after="140"/>
       </w:pPr>
-      <w:bookmarkStart w:id="2" w:name="_Toc231994915"/>
+      <w:bookmarkStart w:id="1" w:name="_Toc231994915"/>
       <w:r>
         <w:rPr>
           <w:b/>
@@ -3445,7 +3402,7 @@
         <w:lastRenderedPageBreak/>
         <w:t>1. Executive Overview</w:t>
       </w:r>
-      <w:bookmarkEnd w:id="2"/>
+      <w:bookmarkEnd w:id="1"/>
     </w:p>
     <w:p>
       <w:pPr>
@@ -3610,7 +3567,7 @@
         <w:pStyle w:val="Heading1"/>
         <w:spacing w:before="320" w:after="140"/>
       </w:pPr>
-      <w:bookmarkStart w:id="3" w:name="_Toc231994916"/>
+      <w:bookmarkStart w:id="2" w:name="_Toc231994916"/>
       <w:r>
         <w:rPr>
           <w:b/>
@@ -3621,7 +3578,7 @@
         </w:rPr>
         <w:t>2. Technology &amp; Architecture</w:t>
       </w:r>
-      <w:bookmarkEnd w:id="3"/>
+      <w:bookmarkEnd w:id="2"/>
     </w:p>
     <w:p>
       <w:pPr>
@@ -3657,12 +3614,6 @@
         <w:gridCol w:w="3988"/>
       </w:tblGrid>
       <w:tr>
-        <w:tblPrEx>
-          <w:tblCellMar>
-            <w:top w:w="0" w:type="dxa"/>
-            <w:bottom w:w="0" w:type="dxa"/>
-          </w:tblCellMar>
-        </w:tblPrEx>
         <w:trPr>
           <w:tblHeader/>
         </w:trPr>
@@ -3740,12 +3691,6 @@
         </w:tc>
       </w:tr>
       <w:tr>
-        <w:tblPrEx>
-          <w:tblCellMar>
-            <w:top w:w="0" w:type="dxa"/>
-            <w:bottom w:w="0" w:type="dxa"/>
-          </w:tblCellMar>
-        </w:tblPrEx>
         <w:tc>
           <w:tcPr>
             <w:tcW w:w="900" w:type="pct"/>
@@ -3814,12 +3759,6 @@
         </w:tc>
       </w:tr>
       <w:tr>
-        <w:tblPrEx>
-          <w:tblCellMar>
-            <w:top w:w="0" w:type="dxa"/>
-            <w:bottom w:w="0" w:type="dxa"/>
-          </w:tblCellMar>
-        </w:tblPrEx>
         <w:tc>
           <w:tcPr>
             <w:tcW w:w="900" w:type="pct"/>
@@ -3903,12 +3842,6 @@
         </w:tc>
       </w:tr>
       <w:tr>
-        <w:tblPrEx>
-          <w:tblCellMar>
-            <w:top w:w="0" w:type="dxa"/>
-            <w:bottom w:w="0" w:type="dxa"/>
-          </w:tblCellMar>
-        </w:tblPrEx>
         <w:tc>
           <w:tcPr>
             <w:tcW w:w="900" w:type="pct"/>
@@ -3977,12 +3910,6 @@
         </w:tc>
       </w:tr>
       <w:tr>
-        <w:tblPrEx>
-          <w:tblCellMar>
-            <w:top w:w="0" w:type="dxa"/>
-            <w:bottom w:w="0" w:type="dxa"/>
-          </w:tblCellMar>
-        </w:tblPrEx>
         <w:tc>
           <w:tcPr>
             <w:tcW w:w="900" w:type="pct"/>
@@ -4048,12 +3975,6 @@
         </w:tc>
       </w:tr>
       <w:tr>
-        <w:tblPrEx>
-          <w:tblCellMar>
-            <w:top w:w="0" w:type="dxa"/>
-            <w:bottom w:w="0" w:type="dxa"/>
-          </w:tblCellMar>
-        </w:tblPrEx>
         <w:tc>
           <w:tcPr>
             <w:tcW w:w="900" w:type="pct"/>
@@ -4122,12 +4043,6 @@
         </w:tc>
       </w:tr>
       <w:tr>
-        <w:tblPrEx>
-          <w:tblCellMar>
-            <w:top w:w="0" w:type="dxa"/>
-            <w:bottom w:w="0" w:type="dxa"/>
-          </w:tblCellMar>
-        </w:tblPrEx>
         <w:tc>
           <w:tcPr>
             <w:tcW w:w="900" w:type="pct"/>
@@ -4203,7 +4118,7 @@
         <w:pStyle w:val="Heading2"/>
         <w:spacing w:before="220" w:after="90"/>
       </w:pPr>
-      <w:bookmarkStart w:id="4" w:name="_Toc231994917"/>
+      <w:bookmarkStart w:id="3" w:name="_Toc231994917"/>
       <w:r>
         <w:rPr>
           <w:b/>
@@ -4214,7 +4129,7 @@
         </w:rPr>
         <w:t>Service Landscape</w:t>
       </w:r>
-      <w:bookmarkEnd w:id="4"/>
+      <w:bookmarkEnd w:id="3"/>
     </w:p>
     <w:p>
       <w:pPr>
@@ -4251,12 +4166,6 @@
         <w:gridCol w:w="4368"/>
       </w:tblGrid>
       <w:tr>
-        <w:tblPrEx>
-          <w:tblCellMar>
-            <w:top w:w="0" w:type="dxa"/>
-            <w:bottom w:w="0" w:type="dxa"/>
-          </w:tblCellMar>
-        </w:tblPrEx>
         <w:trPr>
           <w:tblHeader/>
         </w:trPr>
@@ -4358,12 +4267,6 @@
         </w:tc>
       </w:tr>
       <w:tr>
-        <w:tblPrEx>
-          <w:tblCellMar>
-            <w:top w:w="0" w:type="dxa"/>
-            <w:bottom w:w="0" w:type="dxa"/>
-          </w:tblCellMar>
-        </w:tblPrEx>
         <w:tc>
           <w:tcPr>
             <w:tcW w:w="1200" w:type="pct"/>
@@ -4456,12 +4359,6 @@
         </w:tc>
       </w:tr>
       <w:tr>
-        <w:tblPrEx>
-          <w:tblCellMar>
-            <w:top w:w="0" w:type="dxa"/>
-            <w:bottom w:w="0" w:type="dxa"/>
-          </w:tblCellMar>
-        </w:tblPrEx>
         <w:tc>
           <w:tcPr>
             <w:tcW w:w="1200" w:type="pct"/>
@@ -4550,12 +4447,6 @@
         </w:tc>
       </w:tr>
       <w:tr>
-        <w:tblPrEx>
-          <w:tblCellMar>
-            <w:top w:w="0" w:type="dxa"/>
-            <w:bottom w:w="0" w:type="dxa"/>
-          </w:tblCellMar>
-        </w:tblPrEx>
         <w:tc>
           <w:tcPr>
             <w:tcW w:w="1200" w:type="pct"/>
@@ -4666,12 +4557,6 @@
         </w:tc>
       </w:tr>
       <w:tr>
-        <w:tblPrEx>
-          <w:tblCellMar>
-            <w:top w:w="0" w:type="dxa"/>
-            <w:bottom w:w="0" w:type="dxa"/>
-          </w:tblCellMar>
-        </w:tblPrEx>
         <w:tc>
           <w:tcPr>
             <w:tcW w:w="1200" w:type="pct"/>
@@ -4799,12 +4684,6 @@
         <w:gridCol w:w="9506"/>
       </w:tblGrid>
       <w:tr>
-        <w:tblPrEx>
-          <w:tblCellMar>
-            <w:top w:w="0" w:type="dxa"/>
-            <w:bottom w:w="0" w:type="dxa"/>
-          </w:tblCellMar>
-        </w:tblPrEx>
         <w:tc>
           <w:tcPr>
             <w:tcW w:w="0" w:type="auto"/>
@@ -4870,12 +4749,6 @@
         <w:gridCol w:w="9506"/>
       </w:tblGrid>
       <w:tr>
-        <w:tblPrEx>
-          <w:tblCellMar>
-            <w:top w:w="0" w:type="dxa"/>
-            <w:bottom w:w="0" w:type="dxa"/>
-          </w:tblCellMar>
-        </w:tblPrEx>
         <w:tc>
           <w:tcPr>
             <w:tcW w:w="0" w:type="auto"/>
@@ -4953,12 +4826,6 @@
         <w:gridCol w:w="9506"/>
       </w:tblGrid>
       <w:tr>
-        <w:tblPrEx>
-          <w:tblCellMar>
-            <w:top w:w="0" w:type="dxa"/>
-            <w:bottom w:w="0" w:type="dxa"/>
-          </w:tblCellMar>
-        </w:tblPrEx>
         <w:tc>
           <w:tcPr>
             <w:tcW w:w="0" w:type="auto"/>
@@ -5061,12 +4928,6 @@
         <w:gridCol w:w="2377"/>
       </w:tblGrid>
       <w:tr>
-        <w:tblPrEx>
-          <w:tblCellMar>
-            <w:top w:w="0" w:type="dxa"/>
-            <w:bottom w:w="0" w:type="dxa"/>
-          </w:tblCellMar>
-        </w:tblPrEx>
         <w:tc>
           <w:tcPr>
             <w:tcW w:w="1250" w:type="pct"/>
@@ -5272,12 +5133,6 @@
         <w:gridCol w:w="9506"/>
       </w:tblGrid>
       <w:tr>
-        <w:tblPrEx>
-          <w:tblCellMar>
-            <w:top w:w="0" w:type="dxa"/>
-            <w:bottom w:w="0" w:type="dxa"/>
-          </w:tblCellMar>
-        </w:tblPrEx>
         <w:tc>
           <w:tcPr>
             <w:tcW w:w="0" w:type="auto"/>
@@ -5355,12 +5210,6 @@
         <w:gridCol w:w="9506"/>
       </w:tblGrid>
       <w:tr>
-        <w:tblPrEx>
-          <w:tblCellMar>
-            <w:top w:w="0" w:type="dxa"/>
-            <w:bottom w:w="0" w:type="dxa"/>
-          </w:tblCellMar>
-        </w:tblPrEx>
         <w:tc>
           <w:tcPr>
             <w:tcW w:w="0" w:type="auto"/>
@@ -5429,7 +5278,7 @@
         <w:pStyle w:val="Heading1"/>
         <w:spacing w:before="320" w:after="140"/>
       </w:pPr>
-      <w:bookmarkStart w:id="5" w:name="_Toc231994918"/>
+      <w:bookmarkStart w:id="4" w:name="_Toc231994918"/>
       <w:r>
         <w:rPr>
           <w:b/>
@@ -5440,7 +5289,7 @@
         </w:rPr>
         <w:t>3. User Roles &amp; Access Control</w:t>
       </w:r>
-      <w:bookmarkEnd w:id="5"/>
+      <w:bookmarkEnd w:id="4"/>
     </w:p>
     <w:p>
       <w:pPr>
@@ -5476,12 +5325,6 @@
         <w:gridCol w:w="5698"/>
       </w:tblGrid>
       <w:tr>
-        <w:tblPrEx>
-          <w:tblCellMar>
-            <w:top w:w="0" w:type="dxa"/>
-            <w:bottom w:w="0" w:type="dxa"/>
-          </w:tblCellMar>
-        </w:tblPrEx>
         <w:trPr>
           <w:tblHeader/>
         </w:trPr>
@@ -5559,12 +5402,6 @@
         </w:tc>
       </w:tr>
       <w:tr>
-        <w:tblPrEx>
-          <w:tblCellMar>
-            <w:top w:w="0" w:type="dxa"/>
-            <w:bottom w:w="0" w:type="dxa"/>
-          </w:tblCellMar>
-        </w:tblPrEx>
         <w:tc>
           <w:tcPr>
             <w:tcW w:w="700" w:type="pct"/>
@@ -5633,12 +5470,6 @@
         </w:tc>
       </w:tr>
       <w:tr>
-        <w:tblPrEx>
-          <w:tblCellMar>
-            <w:top w:w="0" w:type="dxa"/>
-            <w:bottom w:w="0" w:type="dxa"/>
-          </w:tblCellMar>
-        </w:tblPrEx>
         <w:tc>
           <w:tcPr>
             <w:tcW w:w="700" w:type="pct"/>
@@ -5704,12 +5535,6 @@
         </w:tc>
       </w:tr>
       <w:tr>
-        <w:tblPrEx>
-          <w:tblCellMar>
-            <w:top w:w="0" w:type="dxa"/>
-            <w:bottom w:w="0" w:type="dxa"/>
-          </w:tblCellMar>
-        </w:tblPrEx>
         <w:tc>
           <w:tcPr>
             <w:tcW w:w="700" w:type="pct"/>
@@ -5778,12 +5603,6 @@
         </w:tc>
       </w:tr>
       <w:tr>
-        <w:tblPrEx>
-          <w:tblCellMar>
-            <w:top w:w="0" w:type="dxa"/>
-            <w:bottom w:w="0" w:type="dxa"/>
-          </w:tblCellMar>
-        </w:tblPrEx>
         <w:tc>
           <w:tcPr>
             <w:tcW w:w="700" w:type="pct"/>
@@ -5859,7 +5678,7 @@
         <w:pStyle w:val="Heading2"/>
         <w:spacing w:before="220" w:after="90"/>
       </w:pPr>
-      <w:bookmarkStart w:id="6" w:name="_Toc231994919"/>
+      <w:bookmarkStart w:id="5" w:name="_Toc231994919"/>
       <w:r>
         <w:rPr>
           <w:b/>
@@ -5870,7 +5689,7 @@
         </w:rPr>
         <w:t>Two-Factor Role Authorization</w:t>
       </w:r>
-      <w:bookmarkEnd w:id="6"/>
+      <w:bookmarkEnd w:id="5"/>
     </w:p>
     <w:p>
       <w:pPr>
@@ -5961,12 +5780,6 @@
         <w:gridCol w:w="9506"/>
       </w:tblGrid>
       <w:tr>
-        <w:tblPrEx>
-          <w:tblCellMar>
-            <w:top w:w="0" w:type="dxa"/>
-            <w:bottom w:w="0" w:type="dxa"/>
-          </w:tblCellMar>
-        </w:tblPrEx>
         <w:tc>
           <w:tcPr>
             <w:tcW w:w="0" w:type="auto"/>
@@ -6031,12 +5844,6 @@
         <w:gridCol w:w="9506"/>
       </w:tblGrid>
       <w:tr>
-        <w:tblPrEx>
-          <w:tblCellMar>
-            <w:top w:w="0" w:type="dxa"/>
-            <w:bottom w:w="0" w:type="dxa"/>
-          </w:tblCellMar>
-        </w:tblPrEx>
         <w:tc>
           <w:tcPr>
             <w:tcW w:w="0" w:type="auto"/>
@@ -6101,12 +5908,6 @@
         <w:gridCol w:w="9506"/>
       </w:tblGrid>
       <w:tr>
-        <w:tblPrEx>
-          <w:tblCellMar>
-            <w:top w:w="0" w:type="dxa"/>
-            <w:bottom w:w="0" w:type="dxa"/>
-          </w:tblCellMar>
-        </w:tblPrEx>
         <w:tc>
           <w:tcPr>
             <w:tcW w:w="0" w:type="auto"/>
@@ -6171,12 +5972,6 @@
         <w:gridCol w:w="9506"/>
       </w:tblGrid>
       <w:tr>
-        <w:tblPrEx>
-          <w:tblCellMar>
-            <w:top w:w="0" w:type="dxa"/>
-            <w:bottom w:w="0" w:type="dxa"/>
-          </w:tblCellMar>
-        </w:tblPrEx>
         <w:tc>
           <w:tcPr>
             <w:tcW w:w="0" w:type="auto"/>
@@ -6242,12 +6037,6 @@
         <w:gridCol w:w="4753"/>
       </w:tblGrid>
       <w:tr>
-        <w:tblPrEx>
-          <w:tblCellMar>
-            <w:top w:w="0" w:type="dxa"/>
-            <w:bottom w:w="0" w:type="dxa"/>
-          </w:tblCellMar>
-        </w:tblPrEx>
         <w:tc>
           <w:tcPr>
             <w:tcW w:w="2500" w:type="pct"/>
@@ -6385,12 +6174,6 @@
         <w:gridCol w:w="9506"/>
       </w:tblGrid>
       <w:tr>
-        <w:tblPrEx>
-          <w:tblCellMar>
-            <w:top w:w="0" w:type="dxa"/>
-            <w:bottom w:w="0" w:type="dxa"/>
-          </w:tblCellMar>
-        </w:tblPrEx>
         <w:tc>
           <w:tcPr>
             <w:tcW w:w="0" w:type="auto"/>
@@ -6456,12 +6239,6 @@
         <w:gridCol w:w="4753"/>
       </w:tblGrid>
       <w:tr>
-        <w:tblPrEx>
-          <w:tblCellMar>
-            <w:top w:w="0" w:type="dxa"/>
-            <w:bottom w:w="0" w:type="dxa"/>
-          </w:tblCellMar>
-        </w:tblPrEx>
         <w:tc>
           <w:tcPr>
             <w:tcW w:w="2500" w:type="pct"/>
@@ -6579,12 +6356,6 @@
         <w:gridCol w:w="9506"/>
       </w:tblGrid>
       <w:tr>
-        <w:tblPrEx>
-          <w:tblCellMar>
-            <w:top w:w="0" w:type="dxa"/>
-            <w:bottom w:w="0" w:type="dxa"/>
-          </w:tblCellMar>
-        </w:tblPrEx>
         <w:tc>
           <w:tcPr>
             <w:tcW w:w="0" w:type="auto"/>
@@ -6640,7 +6411,7 @@
         <w:pStyle w:val="Heading1"/>
         <w:spacing w:before="320" w:after="140"/>
       </w:pPr>
-      <w:bookmarkStart w:id="7" w:name="_Toc231994920"/>
+      <w:bookmarkStart w:id="6" w:name="_Toc231994920"/>
       <w:r>
         <w:rPr>
           <w:b/>
@@ -6651,7 +6422,7 @@
         </w:rPr>
         <w:t>4. Data Model</w:t>
       </w:r>
-      <w:bookmarkEnd w:id="7"/>
+      <w:bookmarkEnd w:id="6"/>
     </w:p>
     <w:p>
       <w:pPr>
@@ -6686,12 +6457,6 @@
         <w:gridCol w:w="6267"/>
       </w:tblGrid>
       <w:tr>
-        <w:tblPrEx>
-          <w:tblCellMar>
-            <w:top w:w="0" w:type="dxa"/>
-            <w:bottom w:w="0" w:type="dxa"/>
-          </w:tblCellMar>
-        </w:tblPrEx>
         <w:trPr>
           <w:tblHeader/>
         </w:trPr>
@@ -6745,12 +6510,6 @@
         </w:tc>
       </w:tr>
       <w:tr>
-        <w:tblPrEx>
-          <w:tblCellMar>
-            <w:top w:w="0" w:type="dxa"/>
-            <w:bottom w:w="0" w:type="dxa"/>
-          </w:tblCellMar>
-        </w:tblPrEx>
         <w:tc>
           <w:tcPr>
             <w:tcW w:w="1700" w:type="pct"/>
@@ -6799,12 +6558,6 @@
         </w:tc>
       </w:tr>
       <w:tr>
-        <w:tblPrEx>
-          <w:tblCellMar>
-            <w:top w:w="0" w:type="dxa"/>
-            <w:bottom w:w="0" w:type="dxa"/>
-          </w:tblCellMar>
-        </w:tblPrEx>
         <w:tc>
           <w:tcPr>
             <w:tcW w:w="1700" w:type="pct"/>
@@ -6851,12 +6604,6 @@
         </w:tc>
       </w:tr>
       <w:tr>
-        <w:tblPrEx>
-          <w:tblCellMar>
-            <w:top w:w="0" w:type="dxa"/>
-            <w:bottom w:w="0" w:type="dxa"/>
-          </w:tblCellMar>
-        </w:tblPrEx>
         <w:tc>
           <w:tcPr>
             <w:tcW w:w="1700" w:type="pct"/>
@@ -6905,12 +6652,6 @@
         </w:tc>
       </w:tr>
       <w:tr>
-        <w:tblPrEx>
-          <w:tblCellMar>
-            <w:top w:w="0" w:type="dxa"/>
-            <w:bottom w:w="0" w:type="dxa"/>
-          </w:tblCellMar>
-        </w:tblPrEx>
         <w:tc>
           <w:tcPr>
             <w:tcW w:w="1700" w:type="pct"/>
@@ -6957,12 +6698,6 @@
         </w:tc>
       </w:tr>
       <w:tr>
-        <w:tblPrEx>
-          <w:tblCellMar>
-            <w:top w:w="0" w:type="dxa"/>
-            <w:bottom w:w="0" w:type="dxa"/>
-          </w:tblCellMar>
-        </w:tblPrEx>
         <w:tc>
           <w:tcPr>
             <w:tcW w:w="1700" w:type="pct"/>
@@ -7083,12 +6818,6 @@
         </w:tc>
       </w:tr>
       <w:tr>
-        <w:tblPrEx>
-          <w:tblCellMar>
-            <w:top w:w="0" w:type="dxa"/>
-            <w:bottom w:w="0" w:type="dxa"/>
-          </w:tblCellMar>
-        </w:tblPrEx>
         <w:tc>
           <w:tcPr>
             <w:tcW w:w="1700" w:type="pct"/>
@@ -7136,12 +6865,6 @@
         </w:tc>
       </w:tr>
       <w:tr>
-        <w:tblPrEx>
-          <w:tblCellMar>
-            <w:top w:w="0" w:type="dxa"/>
-            <w:bottom w:w="0" w:type="dxa"/>
-          </w:tblCellMar>
-        </w:tblPrEx>
         <w:tc>
           <w:tcPr>
             <w:tcW w:w="1700" w:type="pct"/>
@@ -7208,12 +6931,6 @@
         </w:tc>
       </w:tr>
       <w:tr>
-        <w:tblPrEx>
-          <w:tblCellMar>
-            <w:top w:w="0" w:type="dxa"/>
-            <w:bottom w:w="0" w:type="dxa"/>
-          </w:tblCellMar>
-        </w:tblPrEx>
         <w:tc>
           <w:tcPr>
             <w:tcW w:w="1700" w:type="pct"/>
@@ -7260,12 +6977,6 @@
         </w:tc>
       </w:tr>
       <w:tr>
-        <w:tblPrEx>
-          <w:tblCellMar>
-            <w:top w:w="0" w:type="dxa"/>
-            <w:bottom w:w="0" w:type="dxa"/>
-          </w:tblCellMar>
-        </w:tblPrEx>
         <w:tc>
           <w:tcPr>
             <w:tcW w:w="1700" w:type="pct"/>
@@ -7314,12 +7025,6 @@
         </w:tc>
       </w:tr>
       <w:tr>
-        <w:tblPrEx>
-          <w:tblCellMar>
-            <w:top w:w="0" w:type="dxa"/>
-            <w:bottom w:w="0" w:type="dxa"/>
-          </w:tblCellMar>
-        </w:tblPrEx>
         <w:tc>
           <w:tcPr>
             <w:tcW w:w="1700" w:type="pct"/>
@@ -7384,12 +7089,6 @@
         </w:tc>
       </w:tr>
       <w:tr>
-        <w:tblPrEx>
-          <w:tblCellMar>
-            <w:top w:w="0" w:type="dxa"/>
-            <w:bottom w:w="0" w:type="dxa"/>
-          </w:tblCellMar>
-        </w:tblPrEx>
         <w:tc>
           <w:tcPr>
             <w:tcW w:w="1700" w:type="pct"/>
@@ -7438,12 +7137,6 @@
         </w:tc>
       </w:tr>
       <w:tr>
-        <w:tblPrEx>
-          <w:tblCellMar>
-            <w:top w:w="0" w:type="dxa"/>
-            <w:bottom w:w="0" w:type="dxa"/>
-          </w:tblCellMar>
-        </w:tblPrEx>
         <w:tc>
           <w:tcPr>
             <w:tcW w:w="1700" w:type="pct"/>
@@ -7490,12 +7183,6 @@
         </w:tc>
       </w:tr>
       <w:tr>
-        <w:tblPrEx>
-          <w:tblCellMar>
-            <w:top w:w="0" w:type="dxa"/>
-            <w:bottom w:w="0" w:type="dxa"/>
-          </w:tblCellMar>
-        </w:tblPrEx>
         <w:tc>
           <w:tcPr>
             <w:tcW w:w="1700" w:type="pct"/>
@@ -7542,12 +7229,9 @@
         </w:tc>
       </w:tr>
       <w:tr>
-        <w:tblPrEx>
-          <w:tblCellMar>
-            <w:top w:w="0" w:type="dxa"/>
-            <w:bottom w:w="0" w:type="dxa"/>
-          </w:tblCellMar>
-        </w:tblPrEx>
+        <w:trPr>
+          <w:trHeight w:val="15"/>
+        </w:trPr>
         <w:tc>
           <w:tcPr>
             <w:tcW w:w="1700" w:type="pct"/>
@@ -7559,16 +7243,8 @@
             </w:tcMar>
           </w:tcPr>
           <w:p>
-            <w:proofErr w:type="spellStart"/>
-            <w:r>
-              <w:rPr>
-                <w:color w:val="202020"/>
-                <w:sz w:val="20"/>
-                <w:szCs w:val="20"/>
-              </w:rPr>
-              <w:t>HolidayMaster</w:t>
-            </w:r>
-            <w:proofErr w:type="spellEnd"/>
+            <w:bookmarkStart w:id="7" w:name="_GoBack"/>
+            <w:bookmarkEnd w:id="7"/>
           </w:p>
         </w:tc>
         <w:tc>
@@ -7581,16 +7257,7 @@
               <w:right w:w="120" w:type="dxa"/>
             </w:tcMar>
           </w:tcPr>
-          <w:p>
-            <w:r>
-              <w:rPr>
-                <w:color w:val="202020"/>
-                <w:sz w:val="20"/>
-                <w:szCs w:val="20"/>
-              </w:rPr>
-              <w:t>Company holiday calendar</w:t>
-            </w:r>
-          </w:p>
+          <w:p/>
         </w:tc>
       </w:tr>
     </w:tbl>
@@ -9024,12 +8691,6 @@
         <w:gridCol w:w="6267"/>
       </w:tblGrid>
       <w:tr>
-        <w:tblPrEx>
-          <w:tblCellMar>
-            <w:top w:w="0" w:type="dxa"/>
-            <w:bottom w:w="0" w:type="dxa"/>
-          </w:tblCellMar>
-        </w:tblPrEx>
         <w:trPr>
           <w:tblHeader/>
         </w:trPr>
@@ -9083,12 +8744,6 @@
         </w:tc>
       </w:tr>
       <w:tr>
-        <w:tblPrEx>
-          <w:tblCellMar>
-            <w:top w:w="0" w:type="dxa"/>
-            <w:bottom w:w="0" w:type="dxa"/>
-          </w:tblCellMar>
-        </w:tblPrEx>
         <w:tc>
           <w:tcPr>
             <w:tcW w:w="1700" w:type="pct"/>
@@ -9135,12 +8790,6 @@
         </w:tc>
       </w:tr>
       <w:tr>
-        <w:tblPrEx>
-          <w:tblCellMar>
-            <w:top w:w="0" w:type="dxa"/>
-            <w:bottom w:w="0" w:type="dxa"/>
-          </w:tblCellMar>
-        </w:tblPrEx>
         <w:tc>
           <w:tcPr>
             <w:tcW w:w="1700" w:type="pct"/>
@@ -9185,12 +8834,6 @@
         </w:tc>
       </w:tr>
       <w:tr>
-        <w:tblPrEx>
-          <w:tblCellMar>
-            <w:top w:w="0" w:type="dxa"/>
-            <w:bottom w:w="0" w:type="dxa"/>
-          </w:tblCellMar>
-        </w:tblPrEx>
         <w:tc>
           <w:tcPr>
             <w:tcW w:w="1700" w:type="pct"/>
@@ -9237,12 +8880,6 @@
         </w:tc>
       </w:tr>
       <w:tr>
-        <w:tblPrEx>
-          <w:tblCellMar>
-            <w:top w:w="0" w:type="dxa"/>
-            <w:bottom w:w="0" w:type="dxa"/>
-          </w:tblCellMar>
-        </w:tblPrEx>
         <w:tc>
           <w:tcPr>
             <w:tcW w:w="1700" w:type="pct"/>
@@ -9287,12 +8924,6 @@
         </w:tc>
       </w:tr>
       <w:tr>
-        <w:tblPrEx>
-          <w:tblCellMar>
-            <w:top w:w="0" w:type="dxa"/>
-            <w:bottom w:w="0" w:type="dxa"/>
-          </w:tblCellMar>
-        </w:tblPrEx>
         <w:tc>
           <w:tcPr>
             <w:tcW w:w="1700" w:type="pct"/>
@@ -9339,12 +8970,6 @@
         </w:tc>
       </w:tr>
       <w:tr>
-        <w:tblPrEx>
-          <w:tblCellMar>
-            <w:top w:w="0" w:type="dxa"/>
-            <w:bottom w:w="0" w:type="dxa"/>
-          </w:tblCellMar>
-        </w:tblPrEx>
         <w:tc>
           <w:tcPr>
             <w:tcW w:w="1700" w:type="pct"/>
@@ -9389,12 +9014,6 @@
         </w:tc>
       </w:tr>
       <w:tr>
-        <w:tblPrEx>
-          <w:tblCellMar>
-            <w:top w:w="0" w:type="dxa"/>
-            <w:bottom w:w="0" w:type="dxa"/>
-          </w:tblCellMar>
-        </w:tblPrEx>
         <w:tc>
           <w:tcPr>
             <w:tcW w:w="1700" w:type="pct"/>
@@ -9496,12 +9115,6 @@
         <w:gridCol w:w="6267"/>
       </w:tblGrid>
       <w:tr>
-        <w:tblPrEx>
-          <w:tblCellMar>
-            <w:top w:w="0" w:type="dxa"/>
-            <w:bottom w:w="0" w:type="dxa"/>
-          </w:tblCellMar>
-        </w:tblPrEx>
         <w:trPr>
           <w:tblHeader/>
         </w:trPr>
@@ -9555,12 +9168,6 @@
         </w:tc>
       </w:tr>
       <w:tr>
-        <w:tblPrEx>
-          <w:tblCellMar>
-            <w:top w:w="0" w:type="dxa"/>
-            <w:bottom w:w="0" w:type="dxa"/>
-          </w:tblCellMar>
-        </w:tblPrEx>
         <w:tc>
           <w:tcPr>
             <w:tcW w:w="1700" w:type="pct"/>
@@ -9607,12 +9214,6 @@
         </w:tc>
       </w:tr>
       <w:tr>
-        <w:tblPrEx>
-          <w:tblCellMar>
-            <w:top w:w="0" w:type="dxa"/>
-            <w:bottom w:w="0" w:type="dxa"/>
-          </w:tblCellMar>
-        </w:tblPrEx>
         <w:tc>
           <w:tcPr>
             <w:tcW w:w="1700" w:type="pct"/>
@@ -9657,12 +9258,6 @@
         </w:tc>
       </w:tr>
       <w:tr>
-        <w:tblPrEx>
-          <w:tblCellMar>
-            <w:top w:w="0" w:type="dxa"/>
-            <w:bottom w:w="0" w:type="dxa"/>
-          </w:tblCellMar>
-        </w:tblPrEx>
         <w:tc>
           <w:tcPr>
             <w:tcW w:w="1700" w:type="pct"/>
@@ -9709,12 +9304,6 @@
         </w:tc>
       </w:tr>
       <w:tr>
-        <w:tblPrEx>
-          <w:tblCellMar>
-            <w:top w:w="0" w:type="dxa"/>
-            <w:bottom w:w="0" w:type="dxa"/>
-          </w:tblCellMar>
-        </w:tblPrEx>
         <w:tc>
           <w:tcPr>
             <w:tcW w:w="1700" w:type="pct"/>
@@ -9815,12 +9404,6 @@
         <w:gridCol w:w="6267"/>
       </w:tblGrid>
       <w:tr>
-        <w:tblPrEx>
-          <w:tblCellMar>
-            <w:top w:w="0" w:type="dxa"/>
-            <w:bottom w:w="0" w:type="dxa"/>
-          </w:tblCellMar>
-        </w:tblPrEx>
         <w:trPr>
           <w:tblHeader/>
         </w:trPr>
@@ -9874,12 +9457,6 @@
         </w:tc>
       </w:tr>
       <w:tr>
-        <w:tblPrEx>
-          <w:tblCellMar>
-            <w:top w:w="0" w:type="dxa"/>
-            <w:bottom w:w="0" w:type="dxa"/>
-          </w:tblCellMar>
-        </w:tblPrEx>
         <w:tc>
           <w:tcPr>
             <w:tcW w:w="1700" w:type="pct"/>
@@ -9926,12 +9503,6 @@
         </w:tc>
       </w:tr>
       <w:tr>
-        <w:tblPrEx>
-          <w:tblCellMar>
-            <w:top w:w="0" w:type="dxa"/>
-            <w:bottom w:w="0" w:type="dxa"/>
-          </w:tblCellMar>
-        </w:tblPrEx>
         <w:tc>
           <w:tcPr>
             <w:tcW w:w="1700" w:type="pct"/>
@@ -9976,12 +9547,6 @@
         </w:tc>
       </w:tr>
       <w:tr>
-        <w:tblPrEx>
-          <w:tblCellMar>
-            <w:top w:w="0" w:type="dxa"/>
-            <w:bottom w:w="0" w:type="dxa"/>
-          </w:tblCellMar>
-        </w:tblPrEx>
         <w:tc>
           <w:tcPr>
             <w:tcW w:w="1700" w:type="pct"/>
@@ -10028,12 +9593,6 @@
         </w:tc>
       </w:tr>
       <w:tr>
-        <w:tblPrEx>
-          <w:tblCellMar>
-            <w:top w:w="0" w:type="dxa"/>
-            <w:bottom w:w="0" w:type="dxa"/>
-          </w:tblCellMar>
-        </w:tblPrEx>
         <w:tc>
           <w:tcPr>
             <w:tcW w:w="1700" w:type="pct"/>
@@ -10078,12 +9637,6 @@
         </w:tc>
       </w:tr>
       <w:tr>
-        <w:tblPrEx>
-          <w:tblCellMar>
-            <w:top w:w="0" w:type="dxa"/>
-            <w:bottom w:w="0" w:type="dxa"/>
-          </w:tblCellMar>
-        </w:tblPrEx>
         <w:tc>
           <w:tcPr>
             <w:tcW w:w="1700" w:type="pct"/>
@@ -10130,12 +9683,6 @@
         </w:tc>
       </w:tr>
       <w:tr>
-        <w:tblPrEx>
-          <w:tblCellMar>
-            <w:top w:w="0" w:type="dxa"/>
-            <w:bottom w:w="0" w:type="dxa"/>
-          </w:tblCellMar>
-        </w:tblPrEx>
         <w:tc>
           <w:tcPr>
             <w:tcW w:w="1700" w:type="pct"/>
@@ -10180,12 +9727,6 @@
         </w:tc>
       </w:tr>
       <w:tr>
-        <w:tblPrEx>
-          <w:tblCellMar>
-            <w:top w:w="0" w:type="dxa"/>
-            <w:bottom w:w="0" w:type="dxa"/>
-          </w:tblCellMar>
-        </w:tblPrEx>
         <w:tc>
           <w:tcPr>
             <w:tcW w:w="1700" w:type="pct"/>
@@ -10232,12 +9773,6 @@
         </w:tc>
       </w:tr>
       <w:tr>
-        <w:tblPrEx>
-          <w:tblCellMar>
-            <w:top w:w="0" w:type="dxa"/>
-            <w:bottom w:w="0" w:type="dxa"/>
-          </w:tblCellMar>
-        </w:tblPrEx>
         <w:tc>
           <w:tcPr>
             <w:tcW w:w="1700" w:type="pct"/>
@@ -10327,12 +9862,6 @@
         <w:gridCol w:w="6267"/>
       </w:tblGrid>
       <w:tr>
-        <w:tblPrEx>
-          <w:tblCellMar>
-            <w:top w:w="0" w:type="dxa"/>
-            <w:bottom w:w="0" w:type="dxa"/>
-          </w:tblCellMar>
-        </w:tblPrEx>
         <w:trPr>
           <w:tblHeader/>
         </w:trPr>
@@ -10386,12 +9915,6 @@
         </w:tc>
       </w:tr>
       <w:tr>
-        <w:tblPrEx>
-          <w:tblCellMar>
-            <w:top w:w="0" w:type="dxa"/>
-            <w:bottom w:w="0" w:type="dxa"/>
-          </w:tblCellMar>
-        </w:tblPrEx>
         <w:tc>
           <w:tcPr>
             <w:tcW w:w="1700" w:type="pct"/>
@@ -10438,12 +9961,6 @@
         </w:tc>
       </w:tr>
       <w:tr>
-        <w:tblPrEx>
-          <w:tblCellMar>
-            <w:top w:w="0" w:type="dxa"/>
-            <w:bottom w:w="0" w:type="dxa"/>
-          </w:tblCellMar>
-        </w:tblPrEx>
         <w:tc>
           <w:tcPr>
             <w:tcW w:w="1700" w:type="pct"/>
@@ -10488,12 +10005,6 @@
         </w:tc>
       </w:tr>
       <w:tr>
-        <w:tblPrEx>
-          <w:tblCellMar>
-            <w:top w:w="0" w:type="dxa"/>
-            <w:bottom w:w="0" w:type="dxa"/>
-          </w:tblCellMar>
-        </w:tblPrEx>
         <w:tc>
           <w:tcPr>
             <w:tcW w:w="1700" w:type="pct"/>
@@ -10540,12 +10051,6 @@
         </w:tc>
       </w:tr>
       <w:tr>
-        <w:tblPrEx>
-          <w:tblCellMar>
-            <w:top w:w="0" w:type="dxa"/>
-            <w:bottom w:w="0" w:type="dxa"/>
-          </w:tblCellMar>
-        </w:tblPrEx>
         <w:tc>
           <w:tcPr>
             <w:tcW w:w="1700" w:type="pct"/>
@@ -10590,12 +10095,6 @@
         </w:tc>
       </w:tr>
       <w:tr>
-        <w:tblPrEx>
-          <w:tblCellMar>
-            <w:top w:w="0" w:type="dxa"/>
-            <w:bottom w:w="0" w:type="dxa"/>
-          </w:tblCellMar>
-        </w:tblPrEx>
         <w:tc>
           <w:tcPr>
             <w:tcW w:w="1700" w:type="pct"/>
@@ -10642,12 +10141,6 @@
         </w:tc>
       </w:tr>
       <w:tr>
-        <w:tblPrEx>
-          <w:tblCellMar>
-            <w:top w:w="0" w:type="dxa"/>
-            <w:bottom w:w="0" w:type="dxa"/>
-          </w:tblCellMar>
-        </w:tblPrEx>
         <w:tc>
           <w:tcPr>
             <w:tcW w:w="1700" w:type="pct"/>
@@ -10737,12 +10230,6 @@
         <w:gridCol w:w="6267"/>
       </w:tblGrid>
       <w:tr>
-        <w:tblPrEx>
-          <w:tblCellMar>
-            <w:top w:w="0" w:type="dxa"/>
-            <w:bottom w:w="0" w:type="dxa"/>
-          </w:tblCellMar>
-        </w:tblPrEx>
         <w:trPr>
           <w:tblHeader/>
         </w:trPr>
@@ -10796,12 +10283,6 @@
         </w:tc>
       </w:tr>
       <w:tr>
-        <w:tblPrEx>
-          <w:tblCellMar>
-            <w:top w:w="0" w:type="dxa"/>
-            <w:bottom w:w="0" w:type="dxa"/>
-          </w:tblCellMar>
-        </w:tblPrEx>
         <w:tc>
           <w:tcPr>
             <w:tcW w:w="1700" w:type="pct"/>
@@ -10848,12 +10329,6 @@
         </w:tc>
       </w:tr>
       <w:tr>
-        <w:tblPrEx>
-          <w:tblCellMar>
-            <w:top w:w="0" w:type="dxa"/>
-            <w:bottom w:w="0" w:type="dxa"/>
-          </w:tblCellMar>
-        </w:tblPrEx>
         <w:tc>
           <w:tcPr>
             <w:tcW w:w="1700" w:type="pct"/>
@@ -10898,12 +10373,6 @@
         </w:tc>
       </w:tr>
       <w:tr>
-        <w:tblPrEx>
-          <w:tblCellMar>
-            <w:top w:w="0" w:type="dxa"/>
-            <w:bottom w:w="0" w:type="dxa"/>
-          </w:tblCellMar>
-        </w:tblPrEx>
         <w:tc>
           <w:tcPr>
             <w:tcW w:w="1700" w:type="pct"/>
@@ -10950,12 +10419,6 @@
         </w:tc>
       </w:tr>
       <w:tr>
-        <w:tblPrEx>
-          <w:tblCellMar>
-            <w:top w:w="0" w:type="dxa"/>
-            <w:bottom w:w="0" w:type="dxa"/>
-          </w:tblCellMar>
-        </w:tblPrEx>
         <w:tc>
           <w:tcPr>
             <w:tcW w:w="1700" w:type="pct"/>
@@ -11000,12 +10463,6 @@
         </w:tc>
       </w:tr>
       <w:tr>
-        <w:tblPrEx>
-          <w:tblCellMar>
-            <w:top w:w="0" w:type="dxa"/>
-            <w:bottom w:w="0" w:type="dxa"/>
-          </w:tblCellMar>
-        </w:tblPrEx>
         <w:tc>
           <w:tcPr>
             <w:tcW w:w="1700" w:type="pct"/>
@@ -11052,12 +10509,6 @@
         </w:tc>
       </w:tr>
       <w:tr>
-        <w:tblPrEx>
-          <w:tblCellMar>
-            <w:top w:w="0" w:type="dxa"/>
-            <w:bottom w:w="0" w:type="dxa"/>
-          </w:tblCellMar>
-        </w:tblPrEx>
         <w:tc>
           <w:tcPr>
             <w:tcW w:w="1700" w:type="pct"/>
@@ -11102,12 +10553,6 @@
         </w:tc>
       </w:tr>
       <w:tr>
-        <w:tblPrEx>
-          <w:tblCellMar>
-            <w:top w:w="0" w:type="dxa"/>
-            <w:bottom w:w="0" w:type="dxa"/>
-          </w:tblCellMar>
-        </w:tblPrEx>
         <w:tc>
           <w:tcPr>
             <w:tcW w:w="1700" w:type="pct"/>
@@ -11199,12 +10644,6 @@
         <w:gridCol w:w="6267"/>
       </w:tblGrid>
       <w:tr>
-        <w:tblPrEx>
-          <w:tblCellMar>
-            <w:top w:w="0" w:type="dxa"/>
-            <w:bottom w:w="0" w:type="dxa"/>
-          </w:tblCellMar>
-        </w:tblPrEx>
         <w:trPr>
           <w:tblHeader/>
         </w:trPr>
@@ -11258,12 +10697,6 @@
         </w:tc>
       </w:tr>
       <w:tr>
-        <w:tblPrEx>
-          <w:tblCellMar>
-            <w:top w:w="0" w:type="dxa"/>
-            <w:bottom w:w="0" w:type="dxa"/>
-          </w:tblCellMar>
-        </w:tblPrEx>
         <w:tc>
           <w:tcPr>
             <w:tcW w:w="1700" w:type="pct"/>
@@ -11310,12 +10743,6 @@
         </w:tc>
       </w:tr>
       <w:tr>
-        <w:tblPrEx>
-          <w:tblCellMar>
-            <w:top w:w="0" w:type="dxa"/>
-            <w:bottom w:w="0" w:type="dxa"/>
-          </w:tblCellMar>
-        </w:tblPrEx>
         <w:tc>
           <w:tcPr>
             <w:tcW w:w="1700" w:type="pct"/>
@@ -11360,12 +10787,6 @@
         </w:tc>
       </w:tr>
       <w:tr>
-        <w:tblPrEx>
-          <w:tblCellMar>
-            <w:top w:w="0" w:type="dxa"/>
-            <w:bottom w:w="0" w:type="dxa"/>
-          </w:tblCellMar>
-        </w:tblPrEx>
         <w:tc>
           <w:tcPr>
             <w:tcW w:w="1700" w:type="pct"/>
@@ -11412,12 +10833,6 @@
         </w:tc>
       </w:tr>
       <w:tr>
-        <w:tblPrEx>
-          <w:tblCellMar>
-            <w:top w:w="0" w:type="dxa"/>
-            <w:bottom w:w="0" w:type="dxa"/>
-          </w:tblCellMar>
-        </w:tblPrEx>
         <w:tc>
           <w:tcPr>
             <w:tcW w:w="1700" w:type="pct"/>
@@ -11508,12 +10923,6 @@
         <w:gridCol w:w="6267"/>
       </w:tblGrid>
       <w:tr>
-        <w:tblPrEx>
-          <w:tblCellMar>
-            <w:top w:w="0" w:type="dxa"/>
-            <w:bottom w:w="0" w:type="dxa"/>
-          </w:tblCellMar>
-        </w:tblPrEx>
         <w:trPr>
           <w:tblHeader/>
         </w:trPr>
@@ -11567,12 +10976,6 @@
         </w:tc>
       </w:tr>
       <w:tr>
-        <w:tblPrEx>
-          <w:tblCellMar>
-            <w:top w:w="0" w:type="dxa"/>
-            <w:bottom w:w="0" w:type="dxa"/>
-          </w:tblCellMar>
-        </w:tblPrEx>
         <w:tc>
           <w:tcPr>
             <w:tcW w:w="1700" w:type="pct"/>
@@ -11619,12 +11022,6 @@
         </w:tc>
       </w:tr>
       <w:tr>
-        <w:tblPrEx>
-          <w:tblCellMar>
-            <w:top w:w="0" w:type="dxa"/>
-            <w:bottom w:w="0" w:type="dxa"/>
-          </w:tblCellMar>
-        </w:tblPrEx>
         <w:tc>
           <w:tcPr>
             <w:tcW w:w="1700" w:type="pct"/>
@@ -11669,12 +11066,6 @@
         </w:tc>
       </w:tr>
       <w:tr>
-        <w:tblPrEx>
-          <w:tblCellMar>
-            <w:top w:w="0" w:type="dxa"/>
-            <w:bottom w:w="0" w:type="dxa"/>
-          </w:tblCellMar>
-        </w:tblPrEx>
         <w:tc>
           <w:tcPr>
             <w:tcW w:w="1700" w:type="pct"/>
@@ -11721,12 +11112,6 @@
         </w:tc>
       </w:tr>
       <w:tr>
-        <w:tblPrEx>
-          <w:tblCellMar>
-            <w:top w:w="0" w:type="dxa"/>
-            <w:bottom w:w="0" w:type="dxa"/>
-          </w:tblCellMar>
-        </w:tblPrEx>
         <w:tc>
           <w:tcPr>
             <w:tcW w:w="1700" w:type="pct"/>
@@ -11771,12 +11156,6 @@
         </w:tc>
       </w:tr>
       <w:tr>
-        <w:tblPrEx>
-          <w:tblCellMar>
-            <w:top w:w="0" w:type="dxa"/>
-            <w:bottom w:w="0" w:type="dxa"/>
-          </w:tblCellMar>
-        </w:tblPrEx>
         <w:tc>
           <w:tcPr>
             <w:tcW w:w="1700" w:type="pct"/>
@@ -13109,12 +12488,6 @@
         <w:gridCol w:w="1331"/>
       </w:tblGrid>
       <w:tr>
-        <w:tblPrEx>
-          <w:tblCellMar>
-            <w:top w:w="0" w:type="dxa"/>
-            <w:bottom w:w="0" w:type="dxa"/>
-          </w:tblCellMar>
-        </w:tblPrEx>
         <w:tc>
           <w:tcPr>
             <w:tcW w:w="1600" w:type="pct"/>
@@ -13185,12 +12558,6 @@
         </w:tc>
       </w:tr>
       <w:tr>
-        <w:tblPrEx>
-          <w:tblCellMar>
-            <w:top w:w="0" w:type="dxa"/>
-            <w:bottom w:w="0" w:type="dxa"/>
-          </w:tblCellMar>
-        </w:tblPrEx>
         <w:tc>
           <w:tcPr>
             <w:tcW w:w="1600" w:type="pct"/>
@@ -13258,12 +12625,6 @@
         </w:tc>
       </w:tr>
       <w:tr>
-        <w:tblPrEx>
-          <w:tblCellMar>
-            <w:top w:w="0" w:type="dxa"/>
-            <w:bottom w:w="0" w:type="dxa"/>
-          </w:tblCellMar>
-        </w:tblPrEx>
         <w:tc>
           <w:tcPr>
             <w:tcW w:w="1600" w:type="pct"/>
@@ -13334,12 +12695,6 @@
         </w:tc>
       </w:tr>
       <w:tr>
-        <w:tblPrEx>
-          <w:tblCellMar>
-            <w:top w:w="0" w:type="dxa"/>
-            <w:bottom w:w="0" w:type="dxa"/>
-          </w:tblCellMar>
-        </w:tblPrEx>
         <w:tc>
           <w:tcPr>
             <w:tcW w:w="1600" w:type="pct"/>
@@ -13407,12 +12762,6 @@
         </w:tc>
       </w:tr>
       <w:tr>
-        <w:tblPrEx>
-          <w:tblCellMar>
-            <w:top w:w="0" w:type="dxa"/>
-            <w:bottom w:w="0" w:type="dxa"/>
-          </w:tblCellMar>
-        </w:tblPrEx>
         <w:tc>
           <w:tcPr>
             <w:tcW w:w="1600" w:type="pct"/>
@@ -13544,12 +12893,6 @@
         <w:gridCol w:w="2849"/>
       </w:tblGrid>
       <w:tr>
-        <w:tblPrEx>
-          <w:tblCellMar>
-            <w:top w:w="0" w:type="dxa"/>
-            <w:bottom w:w="0" w:type="dxa"/>
-          </w:tblCellMar>
-        </w:tblPrEx>
         <w:trPr>
           <w:tblHeader/>
         </w:trPr>
@@ -13603,12 +12946,6 @@
         </w:tc>
       </w:tr>
       <w:tr>
-        <w:tblPrEx>
-          <w:tblCellMar>
-            <w:top w:w="0" w:type="dxa"/>
-            <w:bottom w:w="0" w:type="dxa"/>
-          </w:tblCellMar>
-        </w:tblPrEx>
         <w:tc>
           <w:tcPr>
             <w:tcW w:w="3500" w:type="pct"/>
@@ -13655,12 +12992,6 @@
         </w:tc>
       </w:tr>
       <w:tr>
-        <w:tblPrEx>
-          <w:tblCellMar>
-            <w:top w:w="0" w:type="dxa"/>
-            <w:bottom w:w="0" w:type="dxa"/>
-          </w:tblCellMar>
-        </w:tblPrEx>
         <w:tc>
           <w:tcPr>
             <w:tcW w:w="3500" w:type="pct"/>
@@ -13705,12 +13036,6 @@
         </w:tc>
       </w:tr>
       <w:tr>
-        <w:tblPrEx>
-          <w:tblCellMar>
-            <w:top w:w="0" w:type="dxa"/>
-            <w:bottom w:w="0" w:type="dxa"/>
-          </w:tblCellMar>
-        </w:tblPrEx>
         <w:tc>
           <w:tcPr>
             <w:tcW w:w="3500" w:type="pct"/>
@@ -13802,12 +13127,6 @@
         <w:gridCol w:w="2849"/>
       </w:tblGrid>
       <w:tr>
-        <w:tblPrEx>
-          <w:tblCellMar>
-            <w:top w:w="0" w:type="dxa"/>
-            <w:bottom w:w="0" w:type="dxa"/>
-          </w:tblCellMar>
-        </w:tblPrEx>
         <w:trPr>
           <w:tblHeader/>
         </w:trPr>
@@ -13861,12 +13180,6 @@
         </w:tc>
       </w:tr>
       <w:tr>
-        <w:tblPrEx>
-          <w:tblCellMar>
-            <w:top w:w="0" w:type="dxa"/>
-            <w:bottom w:w="0" w:type="dxa"/>
-          </w:tblCellMar>
-        </w:tblPrEx>
         <w:tc>
           <w:tcPr>
             <w:tcW w:w="3500" w:type="pct"/>
@@ -13913,12 +13226,6 @@
         </w:tc>
       </w:tr>
       <w:tr>
-        <w:tblPrEx>
-          <w:tblCellMar>
-            <w:top w:w="0" w:type="dxa"/>
-            <w:bottom w:w="0" w:type="dxa"/>
-          </w:tblCellMar>
-        </w:tblPrEx>
         <w:tc>
           <w:tcPr>
             <w:tcW w:w="3500" w:type="pct"/>
@@ -13963,12 +13270,6 @@
         </w:tc>
       </w:tr>
       <w:tr>
-        <w:tblPrEx>
-          <w:tblCellMar>
-            <w:top w:w="0" w:type="dxa"/>
-            <w:bottom w:w="0" w:type="dxa"/>
-          </w:tblCellMar>
-        </w:tblPrEx>
         <w:tc>
           <w:tcPr>
             <w:tcW w:w="3500" w:type="pct"/>
@@ -14015,12 +13316,6 @@
         </w:tc>
       </w:tr>
       <w:tr>
-        <w:tblPrEx>
-          <w:tblCellMar>
-            <w:top w:w="0" w:type="dxa"/>
-            <w:bottom w:w="0" w:type="dxa"/>
-          </w:tblCellMar>
-        </w:tblPrEx>
         <w:tc>
           <w:tcPr>
             <w:tcW w:w="3500" w:type="pct"/>
@@ -14353,12 +13648,6 @@
         <w:gridCol w:w="7217"/>
       </w:tblGrid>
       <w:tr>
-        <w:tblPrEx>
-          <w:tblCellMar>
-            <w:top w:w="0" w:type="dxa"/>
-            <w:bottom w:w="0" w:type="dxa"/>
-          </w:tblCellMar>
-        </w:tblPrEx>
         <w:trPr>
           <w:tblHeader/>
         </w:trPr>
@@ -14412,12 +13701,6 @@
         </w:tc>
       </w:tr>
       <w:tr>
-        <w:tblPrEx>
-          <w:tblCellMar>
-            <w:top w:w="0" w:type="dxa"/>
-            <w:bottom w:w="0" w:type="dxa"/>
-          </w:tblCellMar>
-        </w:tblPrEx>
         <w:tc>
           <w:tcPr>
             <w:tcW w:w="1200" w:type="pct"/>
@@ -14464,12 +13747,6 @@
         </w:tc>
       </w:tr>
       <w:tr>
-        <w:tblPrEx>
-          <w:tblCellMar>
-            <w:top w:w="0" w:type="dxa"/>
-            <w:bottom w:w="0" w:type="dxa"/>
-          </w:tblCellMar>
-        </w:tblPrEx>
         <w:tc>
           <w:tcPr>
             <w:tcW w:w="1200" w:type="pct"/>
@@ -14514,12 +13791,6 @@
         </w:tc>
       </w:tr>
       <w:tr>
-        <w:tblPrEx>
-          <w:tblCellMar>
-            <w:top w:w="0" w:type="dxa"/>
-            <w:bottom w:w="0" w:type="dxa"/>
-          </w:tblCellMar>
-        </w:tblPrEx>
         <w:tc>
           <w:tcPr>
             <w:tcW w:w="1200" w:type="pct"/>
@@ -14566,12 +13837,6 @@
         </w:tc>
       </w:tr>
       <w:tr>
-        <w:tblPrEx>
-          <w:tblCellMar>
-            <w:top w:w="0" w:type="dxa"/>
-            <w:bottom w:w="0" w:type="dxa"/>
-          </w:tblCellMar>
-        </w:tblPrEx>
         <w:tc>
           <w:tcPr>
             <w:tcW w:w="1200" w:type="pct"/>
@@ -14616,12 +13881,6 @@
         </w:tc>
       </w:tr>
       <w:tr>
-        <w:tblPrEx>
-          <w:tblCellMar>
-            <w:top w:w="0" w:type="dxa"/>
-            <w:bottom w:w="0" w:type="dxa"/>
-          </w:tblCellMar>
-        </w:tblPrEx>
         <w:tc>
           <w:tcPr>
             <w:tcW w:w="1200" w:type="pct"/>
@@ -14668,12 +13927,6 @@
         </w:tc>
       </w:tr>
       <w:tr>
-        <w:tblPrEx>
-          <w:tblCellMar>
-            <w:top w:w="0" w:type="dxa"/>
-            <w:bottom w:w="0" w:type="dxa"/>
-          </w:tblCellMar>
-        </w:tblPrEx>
         <w:tc>
           <w:tcPr>
             <w:tcW w:w="1200" w:type="pct"/>
